--- a/Website Development Course Mid.docx
+++ b/Website Development Course Mid.docx
@@ -926,12 +926,44 @@
           <w:b/>
           <w:bCs/>
         </w:rPr>
+        <w:t>Live GitHub Pages Link:</w:t>
+      </w:r>
+      <w:r>
+        <w:t xml:space="preserve"> </w:t>
+      </w:r>
+      <w:hyperlink r:id="rId5" w:history="1">
+        <w:r>
+          <w:rPr>
+            <w:rStyle w:val="Hyperlink"/>
+          </w:rPr>
+          <w:t>akulaanshul.github.io/IIMB-Website-</w:t>
+        </w:r>
+        <w:r>
+          <w:rPr>
+            <w:rStyle w:val="Hyperlink"/>
+          </w:rPr>
+          <w:t>D</w:t>
+        </w:r>
+        <w:r>
+          <w:rPr>
+            <w:rStyle w:val="Hyperlink"/>
+          </w:rPr>
+          <w:t>evelopment-Course</w:t>
+        </w:r>
+      </w:hyperlink>
+    </w:p>
+    <w:p>
+      <w:r>
+        <w:rPr>
+          <w:b/>
+          <w:bCs/>
+        </w:rPr>
         <w:t>GitHub Repository Link:</w:t>
       </w:r>
       <w:r>
         <w:t> </w:t>
       </w:r>
-      <w:hyperlink r:id="rId5" w:history="1">
+      <w:hyperlink r:id="rId6" w:history="1">
         <w:r>
           <w:rPr>
             <w:rStyle w:val="Hyperlink"/>
